--- a/plantillas/apa_base.docx
+++ b/plantillas/apa_base.docx
@@ -79,7 +79,7 @@
           <w:i w:val="0"/>
           <w:sz w:val="24"/>
         </w:rPr>
-        <w:t>17 de agosto de 2026</w:t>
+        <w:t>29 de agosto de 2026</w:t>
       </w:r>
     </w:p>
     <w:p>
